--- a/mig_dev_minimax.docx
+++ b/mig_dev_minimax.docx
@@ -306,13 +306,13 @@
           <w:bCs/>
           <w:b/>
         </w:rPr>
-        <w:t xml:space="preserve">DevOps Engineer / Site Reliability Engineer</w:t>
-      </w:r>
-      <w:r>
-        <w:t xml:space="preserve"> </w:t>
-      </w:r>
-      <w:r>
-        <w:t xml:space="preserve">| Telstra Special Networks Engineering (SNE) | Melbourne, VIC</w:t>
+        <w:t xml:space="preserve">Senior Software Engineer</w:t>
+      </w:r>
+      <w:r>
+        <w:t xml:space="preserve"> </w:t>
+      </w:r>
+      <w:r>
+        <w:t xml:space="preserve">| Quantaco | Melbourne, VIC</w:t>
       </w:r>
       <w:r>
         <w:br/>
@@ -322,7 +322,7 @@
           <w:iCs/>
           <w:i/>
         </w:rPr>
-        <w:t xml:space="preserve">October 2022 – April 2025</w:t>
+        <w:t xml:space="preserve">October 2025 – March 2026</w:t>
       </w:r>
     </w:p>
     <w:p>
@@ -334,7 +334,7 @@
         <w:pStyle w:val="Compact"/>
       </w:pPr>
       <w:r>
-        <w:t xml:space="preserve">Architected and maintained 100+ Python microservices deployed to OpenShift Kubernetes, ensuring 99.99% uptime.</w:t>
+        <w:t xml:space="preserve">Refactored a large ERP Microservices FastAPI platform to use Pydantic V2 modelling, consistent exception handling, pagination, unit tests, smoke tests and significant performance speedup of over 100% for large dataset calls - utilizing AsyncIO, Redis and FastAPI best practices.</w:t>
       </w:r>
     </w:p>
     <w:p>
@@ -346,7 +346,23 @@
         <w:pStyle w:val="Compact"/>
       </w:pPr>
       <w:r>
-        <w:t xml:space="preserve">Designed FastAPI-based REST APIs for internal LEA services, implementing async processing and OpenAPI documentation.</w:t>
+        <w:t xml:space="preserve">Implemented</w:t>
+      </w:r>
+      <w:r>
+        <w:t xml:space="preserve"> </w:t>
+      </w:r>
+      <w:r>
+        <w:rPr>
+          <w:bCs/>
+          <w:b/>
+        </w:rPr>
+        <w:t xml:space="preserve">Terraform</w:t>
+      </w:r>
+      <w:r>
+        <w:t xml:space="preserve"> </w:t>
+      </w:r>
+      <w:r>
+        <w:t xml:space="preserve">for GitOps-driven continuous deployment, ensuring automated, reliable application updates across development, staging, and production environments.</w:t>
       </w:r>
     </w:p>
     <w:p>
@@ -358,7 +374,20 @@
         <w:pStyle w:val="Compact"/>
       </w:pPr>
       <w:r>
-        <w:t xml:space="preserve">Configured Kubernetes resources including Ingress Controllers (NGINX), Persistent Volume Claims for stateful workloads, and HPA for auto-scaling.</w:t>
+        <w:t xml:space="preserve">Engineered a robust</w:t>
+      </w:r>
+      <w:r>
+        <w:t xml:space="preserve"> </w:t>
+      </w:r>
+      <w:r>
+        <w:rPr>
+          <w:bCs/>
+          <w:b/>
+        </w:rPr>
+        <w:t xml:space="preserve">Redis</w:t>
+      </w:r>
+      <w:r>
+        <w:t xml:space="preserve">-based caching layer and session management system, significantly reducing database load and improving API response times by over 60%.</w:t>
       </w:r>
     </w:p>
     <w:p>
@@ -370,127 +399,66 @@
         <w:pStyle w:val="Compact"/>
       </w:pPr>
       <w:r>
-        <w:t xml:space="preserve">Implemented</w:t>
-      </w:r>
-      <w:r>
-        <w:t xml:space="preserve"> </w:t>
-      </w:r>
-      <w:r>
-        <w:rPr>
-          <w:bCs/>
-          <w:b/>
-        </w:rPr>
-        <w:t xml:space="preserve">Redis</w:t>
-      </w:r>
-      <w:r>
-        <w:t xml:space="preserve"> </w:t>
-      </w:r>
-      <w:r>
-        <w:t xml:space="preserve">caching layer for high-frequency API calls, reducing response times by 70%.</w:t>
-      </w:r>
-    </w:p>
-    <w:p>
-      <w:pPr>
-        <w:numPr>
-          <w:ilvl w:val="0"/>
-          <w:numId w:val="1002"/>
-        </w:numPr>
-        <w:pStyle w:val="Compact"/>
-      </w:pPr>
-      <w:r>
-        <w:t xml:space="preserve">Deployed and managed WSO2 API Gateway for microservices orchestration, handling token auth and rate limiting.</w:t>
-      </w:r>
-    </w:p>
-    <w:p>
-      <w:pPr>
-        <w:pStyle w:val="FirstParagraph"/>
-      </w:pPr>
-      <w:r>
-        <w:rPr>
-          <w:bCs/>
-          <w:b/>
-        </w:rPr>
-        <w:t xml:space="preserve">Senior Software Engineer</w:t>
-      </w:r>
-      <w:r>
-        <w:t xml:space="preserve"> </w:t>
-      </w:r>
-      <w:r>
-        <w:t xml:space="preserve">| NetApp | Melbourne, VIC</w:t>
-      </w:r>
-      <w:r>
-        <w:br/>
+        <w:t xml:space="preserve">Configured</w:t>
+      </w:r>
+      <w:r>
+        <w:t xml:space="preserve"> </w:t>
+      </w:r>
+      <w:r>
+        <w:rPr>
+          <w:bCs/>
+          <w:b/>
+        </w:rPr>
+        <w:t xml:space="preserve">Google Cloud Platform</w:t>
+      </w:r>
+      <w:r>
+        <w:t xml:space="preserve"> </w:t>
+      </w:r>
+      <w:r>
+        <w:t xml:space="preserve">services, such as</w:t>
+      </w:r>
+      <w:r>
+        <w:t xml:space="preserve"> </w:t>
       </w:r>
       <w:r>
         <w:rPr>
           <w:iCs/>
           <w:i/>
-        </w:rPr>
-        <w:t xml:space="preserve">January 2020 – May 2022</w:t>
-      </w:r>
-    </w:p>
-    <w:p>
-      <w:pPr>
-        <w:numPr>
-          <w:ilvl w:val="0"/>
-          <w:numId w:val="1003"/>
-        </w:numPr>
-        <w:pStyle w:val="Compact"/>
-      </w:pPr>
-      <w:r>
-        <w:t xml:space="preserve">Led development of the Keystone Billing engine using</w:t>
-      </w:r>
-      <w:r>
-        <w:t xml:space="preserve"> </w:t>
-      </w:r>
-      <w:r>
-        <w:rPr>
-          <w:bCs/>
-          <w:b/>
-        </w:rPr>
-        <w:t xml:space="preserve">Python</w:t>
-      </w:r>
-      <w:r>
-        <w:t xml:space="preserve"> </w:t>
-      </w:r>
-      <w:r>
-        <w:t xml:space="preserve">(FastAPI-like patterns) and Golang, processing $2M+ annual usage data.</w:t>
-      </w:r>
-    </w:p>
-    <w:p>
-      <w:pPr>
-        <w:numPr>
-          <w:ilvl w:val="0"/>
-          <w:numId w:val="1003"/>
-        </w:numPr>
-        <w:pStyle w:val="Compact"/>
-      </w:pPr>
-      <w:r>
-        <w:t xml:space="preserve">Built RESTful APIs for the Keystone Service Engine, integrating with MongoDB and RabbitMQ for async processing.</w:t>
-      </w:r>
-    </w:p>
-    <w:p>
-      <w:pPr>
-        <w:numPr>
-          <w:ilvl w:val="0"/>
-          <w:numId w:val="1003"/>
-        </w:numPr>
-        <w:pStyle w:val="Compact"/>
-      </w:pPr>
-      <w:r>
-        <w:t xml:space="preserve">Implemented Redis caching strategies for the provisioning system, resolving concurrency bottlenecks.</w:t>
-      </w:r>
-    </w:p>
-    <w:p>
-      <w:pPr>
-        <w:numPr>
-          <w:ilvl w:val="0"/>
-          <w:numId w:val="1003"/>
-        </w:numPr>
-        <w:pStyle w:val="Compact"/>
-      </w:pPr>
-      <w:r>
-        <w:t xml:space="preserve">Developed Python service stubs integrating with HashiCorp Vault for secrets management in Kubernetes.</w:t>
+          <w:bCs/>
+          <w:b/>
+        </w:rPr>
+        <w:t xml:space="preserve">CloudBuild/CloudRun/CloudFunctions</w:t>
+      </w:r>
+      <w:r>
+        <w:t xml:space="preserve"> </w:t>
+      </w:r>
+      <w:r>
+        <w:t xml:space="preserve">to support blue/green deployment.</w:t>
+      </w:r>
+    </w:p>
+    <w:p>
+      <w:pPr>
+        <w:numPr>
+          <w:ilvl w:val="0"/>
+          <w:numId w:val="1002"/>
+        </w:numPr>
+        <w:pStyle w:val="Compact"/>
+      </w:pPr>
+      <w:r>
+        <w:t xml:space="preserve">Developed and maintained CI/CD pipelines using</w:t>
+      </w:r>
+      <w:r>
+        <w:t xml:space="preserve"> </w:t>
+      </w:r>
+      <w:r>
+        <w:rPr>
+          <w:bCs/>
+          <w:b/>
+        </w:rPr>
+        <w:t xml:space="preserve">Github Workflows</w:t>
+      </w:r>
+      <w:r>
+        <w:t xml:space="preserve">, automating testing, security scanning, and deployment processes to ensure rapid and secure software delivery.</w:t>
       </w:r>
     </w:p>
     <w:p>
@@ -498,17 +466,7 @@
         <w:pStyle w:val="FirstParagraph"/>
       </w:pPr>
       <w:r>
-        <w:rPr>
-          <w:bCs/>
-          <w:b/>
-        </w:rPr>
-        <w:t xml:space="preserve">DevOps Engineer (Contract via Transpire)</w:t>
-      </w:r>
-      <w:r>
-        <w:t xml:space="preserve"> </w:t>
-      </w:r>
-      <w:r>
-        <w:t xml:space="preserve">| ANZ Bank | Melbourne, VIC</w:t>
+        <w:t xml:space="preserve">*** Architect and CTO *** | Azez | Melbourne, VIC</w:t>
       </w:r>
       <w:r>
         <w:br/>
@@ -518,59 +476,31 @@
           <w:iCs/>
           <w:i/>
         </w:rPr>
-        <w:t xml:space="preserve">May 2019 – August 2019</w:t>
-      </w:r>
-    </w:p>
-    <w:p>
-      <w:pPr>
-        <w:numPr>
-          <w:ilvl w:val="0"/>
-          <w:numId w:val="1004"/>
-        </w:numPr>
-        <w:pStyle w:val="Compact"/>
-      </w:pPr>
-      <w:r>
-        <w:t xml:space="preserve">Designed and developed AWS Serverless backend using</w:t>
-      </w:r>
-      <w:r>
-        <w:t xml:space="preserve"> </w:t>
-      </w:r>
-      <w:r>
-        <w:rPr>
-          <w:bCs/>
-          <w:b/>
-        </w:rPr>
-        <w:t xml:space="preserve">Python</w:t>
-      </w:r>
-      <w:r>
-        <w:t xml:space="preserve"> </w:t>
-      </w:r>
-      <w:r>
-        <w:t xml:space="preserve">(Chalice framework), Lambda, API Gateway, and DynamoDB for next-gen EFTPOS systems.</w:t>
-      </w:r>
-    </w:p>
-    <w:p>
-      <w:pPr>
-        <w:numPr>
-          <w:ilvl w:val="0"/>
-          <w:numId w:val="1004"/>
-        </w:numPr>
-        <w:pStyle w:val="Compact"/>
-      </w:pPr>
-      <w:r>
-        <w:t xml:space="preserve">Created RESTful APIs supporting 1000+ merchant pilot with auto-scaling capabilities.</w:t>
-      </w:r>
-    </w:p>
-    <w:p>
-      <w:pPr>
-        <w:numPr>
-          <w:ilvl w:val="0"/>
-          <w:numId w:val="1004"/>
-        </w:numPr>
-        <w:pStyle w:val="Compact"/>
-      </w:pPr>
-      <w:r>
-        <w:t xml:space="preserve">Configured AWS CDK (Python) for infrastructure as code deployment.</w:t>
+        <w:t xml:space="preserve">April 2025 – September 2025</w:t>
+      </w:r>
+    </w:p>
+    <w:p>
+      <w:pPr>
+        <w:numPr>
+          <w:ilvl w:val="0"/>
+          <w:numId w:val="1003"/>
+        </w:numPr>
+        <w:pStyle w:val="Compact"/>
+      </w:pPr>
+      <w:r>
+        <w:t xml:space="preserve">Architected and implemented a RAG Agent using FastAPI, LangChain, Huggingface libraries and other AI tools to provide contra-indication information for drugs/medical interventions based on PubMed article summaries and LLM reasoning.</w:t>
+      </w:r>
+    </w:p>
+    <w:p>
+      <w:pPr>
+        <w:numPr>
+          <w:ilvl w:val="0"/>
+          <w:numId w:val="1003"/>
+        </w:numPr>
+        <w:pStyle w:val="Compact"/>
+      </w:pPr>
+      <w:r>
+        <w:t xml:space="preserve">DeepDive Agent is deployed in a Kubernetes ecosystem comprising Gitea, ArgoCD, PostgreSQL Vector Search, MinIO, Hashicorp Vault, APISIX gateway and FastAPI microservices.</w:t>
       </w:r>
     </w:p>
     <w:p>
@@ -582,13 +512,13 @@
           <w:bCs/>
           <w:b/>
         </w:rPr>
-        <w:t xml:space="preserve">Software Architect/Engineer</w:t>
-      </w:r>
-      <w:r>
-        <w:t xml:space="preserve"> </w:t>
-      </w:r>
-      <w:r>
-        <w:t xml:space="preserve">| The Alfred Hospital, ICU | Melbourne, VIC</w:t>
+        <w:t xml:space="preserve">DevOps Engineer / Site Reliability Engineer</w:t>
+      </w:r>
+      <w:r>
+        <w:t xml:space="preserve"> </w:t>
+      </w:r>
+      <w:r>
+        <w:t xml:space="preserve">| Telstra Special Networks Engineering (SNE) | Melbourne, VIC</w:t>
       </w:r>
       <w:r>
         <w:br/>
@@ -598,6 +528,298 @@
           <w:iCs/>
           <w:i/>
         </w:rPr>
+        <w:t xml:space="preserve">October 2022 – April 2025</w:t>
+      </w:r>
+    </w:p>
+    <w:p>
+      <w:pPr>
+        <w:numPr>
+          <w:ilvl w:val="0"/>
+          <w:numId w:val="1004"/>
+        </w:numPr>
+        <w:pStyle w:val="Compact"/>
+      </w:pPr>
+      <w:r>
+        <w:t xml:space="preserve">Architected and maintained 100+ Python microservices (FastAPI, Django) deployed to OpenShift Kubernetes, ensuring 99.99% uptime SLA for Law Enforcement Agency (LEA) systems.</w:t>
+      </w:r>
+    </w:p>
+    <w:p>
+      <w:pPr>
+        <w:numPr>
+          <w:ilvl w:val="0"/>
+          <w:numId w:val="1004"/>
+        </w:numPr>
+        <w:pStyle w:val="Compact"/>
+      </w:pPr>
+      <w:r>
+        <w:t xml:space="preserve">Designed highly concurrent FastAPI and Django REST APIs for internal services, implementing async processing, ORM optimization, and OpenAPI documentation.</w:t>
+      </w:r>
+    </w:p>
+    <w:p>
+      <w:pPr>
+        <w:numPr>
+          <w:ilvl w:val="0"/>
+          <w:numId w:val="1004"/>
+        </w:numPr>
+        <w:pStyle w:val="Compact"/>
+      </w:pPr>
+      <w:r>
+        <w:t xml:space="preserve">Configured Kubernetes resources including Ingress Controllers (NGINX), Persistent Volume Claims for stateful workloads, and scalable replica sets.</w:t>
+      </w:r>
+    </w:p>
+    <w:p>
+      <w:pPr>
+        <w:numPr>
+          <w:ilvl w:val="0"/>
+          <w:numId w:val="1004"/>
+        </w:numPr>
+        <w:pStyle w:val="Compact"/>
+      </w:pPr>
+      <w:r>
+        <w:t xml:space="preserve">Implemented</w:t>
+      </w:r>
+      <w:r>
+        <w:t xml:space="preserve"> </w:t>
+      </w:r>
+      <w:r>
+        <w:rPr>
+          <w:bCs/>
+          <w:b/>
+        </w:rPr>
+        <w:t xml:space="preserve">Redis</w:t>
+      </w:r>
+      <w:r>
+        <w:t xml:space="preserve"> </w:t>
+      </w:r>
+      <w:r>
+        <w:t xml:space="preserve">caching layer for high-frequency API calls, reducing response times by 70%.</w:t>
+      </w:r>
+    </w:p>
+    <w:p>
+      <w:pPr>
+        <w:numPr>
+          <w:ilvl w:val="0"/>
+          <w:numId w:val="1004"/>
+        </w:numPr>
+        <w:pStyle w:val="Compact"/>
+      </w:pPr>
+      <w:r>
+        <w:t xml:space="preserve">Deployed and managed WSO2 and</w:t>
+      </w:r>
+      <w:r>
+        <w:t xml:space="preserve"> </w:t>
+      </w:r>
+      <w:r>
+        <w:rPr>
+          <w:bCs/>
+          <w:b/>
+        </w:rPr>
+        <w:t xml:space="preserve">APISIX</w:t>
+      </w:r>
+      <w:r>
+        <w:t xml:space="preserve"> </w:t>
+      </w:r>
+      <w:r>
+        <w:t xml:space="preserve">API Gateways for microservices orchestration, handling token authentication and rate limiting.</w:t>
+      </w:r>
+    </w:p>
+    <w:p>
+      <w:pPr>
+        <w:pStyle w:val="FirstParagraph"/>
+      </w:pPr>
+      <w:r>
+        <w:rPr>
+          <w:bCs/>
+          <w:b/>
+        </w:rPr>
+        <w:t xml:space="preserve">Senior Software Engineer</w:t>
+      </w:r>
+      <w:r>
+        <w:t xml:space="preserve"> </w:t>
+      </w:r>
+      <w:r>
+        <w:t xml:space="preserve">| NetApp | Melbourne, VIC</w:t>
+      </w:r>
+      <w:r>
+        <w:br/>
+      </w:r>
+      <w:r>
+        <w:rPr>
+          <w:iCs/>
+          <w:i/>
+        </w:rPr>
+        <w:t xml:space="preserve">January 2020 – May 2022</w:t>
+      </w:r>
+    </w:p>
+    <w:p>
+      <w:pPr>
+        <w:numPr>
+          <w:ilvl w:val="0"/>
+          <w:numId w:val="1005"/>
+        </w:numPr>
+        <w:pStyle w:val="Compact"/>
+      </w:pPr>
+      <w:r>
+        <w:t xml:space="preserve">Led development of the Keystone Billing engine using</w:t>
+      </w:r>
+      <w:r>
+        <w:t xml:space="preserve"> </w:t>
+      </w:r>
+      <w:r>
+        <w:rPr>
+          <w:bCs/>
+          <w:b/>
+        </w:rPr>
+        <w:t xml:space="preserve">Python</w:t>
+      </w:r>
+      <w:r>
+        <w:t xml:space="preserve"> </w:t>
+      </w:r>
+      <w:r>
+        <w:t xml:space="preserve">(FastAPI-like patterns) and Golang, processing $2M+ annual usage data.</w:t>
+      </w:r>
+    </w:p>
+    <w:p>
+      <w:pPr>
+        <w:numPr>
+          <w:ilvl w:val="0"/>
+          <w:numId w:val="1005"/>
+        </w:numPr>
+        <w:pStyle w:val="Compact"/>
+      </w:pPr>
+      <w:r>
+        <w:t xml:space="preserve">Built RESTful APIs for the Keystone Service Engine, integrating with MongoDB and RabbitMQ for async processing.</w:t>
+      </w:r>
+    </w:p>
+    <w:p>
+      <w:pPr>
+        <w:numPr>
+          <w:ilvl w:val="0"/>
+          <w:numId w:val="1005"/>
+        </w:numPr>
+        <w:pStyle w:val="Compact"/>
+      </w:pPr>
+      <w:r>
+        <w:t xml:space="preserve">Implemented Redis caching strategies for the provisioning system, resolving concurrency bottlenecks.</w:t>
+      </w:r>
+    </w:p>
+    <w:p>
+      <w:pPr>
+        <w:numPr>
+          <w:ilvl w:val="0"/>
+          <w:numId w:val="1005"/>
+        </w:numPr>
+        <w:pStyle w:val="Compact"/>
+      </w:pPr>
+      <w:r>
+        <w:t xml:space="preserve">Developed Python service stubs integrating with HashiCorp Vault for secrets management in Kubernetes.</w:t>
+      </w:r>
+    </w:p>
+    <w:p>
+      <w:pPr>
+        <w:pStyle w:val="FirstParagraph"/>
+      </w:pPr>
+      <w:r>
+        <w:rPr>
+          <w:bCs/>
+          <w:b/>
+        </w:rPr>
+        <w:t xml:space="preserve">DevOps Engineer (Contract via Transpire)</w:t>
+      </w:r>
+      <w:r>
+        <w:t xml:space="preserve"> </w:t>
+      </w:r>
+      <w:r>
+        <w:t xml:space="preserve">| ANZ Bank | Melbourne, VIC</w:t>
+      </w:r>
+      <w:r>
+        <w:br/>
+      </w:r>
+      <w:r>
+        <w:rPr>
+          <w:iCs/>
+          <w:i/>
+        </w:rPr>
+        <w:t xml:space="preserve">May 2019 – August 2019</w:t>
+      </w:r>
+    </w:p>
+    <w:p>
+      <w:pPr>
+        <w:numPr>
+          <w:ilvl w:val="0"/>
+          <w:numId w:val="1006"/>
+        </w:numPr>
+        <w:pStyle w:val="Compact"/>
+      </w:pPr>
+      <w:r>
+        <w:t xml:space="preserve">Designed and developed AWS Serverless backend using</w:t>
+      </w:r>
+      <w:r>
+        <w:t xml:space="preserve"> </w:t>
+      </w:r>
+      <w:r>
+        <w:rPr>
+          <w:bCs/>
+          <w:b/>
+        </w:rPr>
+        <w:t xml:space="preserve">Python</w:t>
+      </w:r>
+      <w:r>
+        <w:t xml:space="preserve"> </w:t>
+      </w:r>
+      <w:r>
+        <w:t xml:space="preserve">(Chalice framework), Lambda, API Gateway, and DynamoDB for next-gen EFTPOS systems.</w:t>
+      </w:r>
+    </w:p>
+    <w:p>
+      <w:pPr>
+        <w:numPr>
+          <w:ilvl w:val="0"/>
+          <w:numId w:val="1006"/>
+        </w:numPr>
+        <w:pStyle w:val="Compact"/>
+      </w:pPr>
+      <w:r>
+        <w:t xml:space="preserve">Created RESTful APIs supporting 1000+ merchant pilot with auto-scaling capabilities.</w:t>
+      </w:r>
+    </w:p>
+    <w:p>
+      <w:pPr>
+        <w:numPr>
+          <w:ilvl w:val="0"/>
+          <w:numId w:val="1006"/>
+        </w:numPr>
+        <w:pStyle w:val="Compact"/>
+      </w:pPr>
+      <w:r>
+        <w:t xml:space="preserve">Configured AWS CDK (Python) for infrastructure as code deployment.</w:t>
+      </w:r>
+    </w:p>
+    <w:p>
+      <w:pPr>
+        <w:pStyle w:val="FirstParagraph"/>
+      </w:pPr>
+      <w:r>
+        <w:rPr>
+          <w:bCs/>
+          <w:b/>
+        </w:rPr>
+        <w:t xml:space="preserve">Software Architect/Engineer</w:t>
+      </w:r>
+      <w:r>
+        <w:t xml:space="preserve"> </w:t>
+      </w:r>
+      <w:r>
+        <w:t xml:space="preserve">| The Alfred Hospital, ICU | Melbourne, VIC</w:t>
+      </w:r>
+      <w:r>
+        <w:br/>
+      </w:r>
+      <w:r>
+        <w:rPr>
+          <w:iCs/>
+          <w:i/>
+        </w:rPr>
         <w:t xml:space="preserve">May 2009 – July 2015</w:t>
       </w:r>
     </w:p>
@@ -605,7 +827,7 @@
       <w:pPr>
         <w:numPr>
           <w:ilvl w:val="0"/>
-          <w:numId w:val="1005"/>
+          <w:numId w:val="1007"/>
         </w:numPr>
         <w:pStyle w:val="Compact"/>
       </w:pPr>
@@ -617,7 +839,7 @@
       <w:pPr>
         <w:numPr>
           <w:ilvl w:val="0"/>
-          <w:numId w:val="1005"/>
+          <w:numId w:val="1007"/>
         </w:numPr>
         <w:pStyle w:val="Compact"/>
       </w:pPr>
@@ -647,7 +869,7 @@
       <w:pPr>
         <w:numPr>
           <w:ilvl w:val="0"/>
-          <w:numId w:val="1005"/>
+          <w:numId w:val="1007"/>
         </w:numPr>
         <w:pStyle w:val="Compact"/>
       </w:pPr>
@@ -669,7 +891,7 @@
       <w:pPr>
         <w:numPr>
           <w:ilvl w:val="0"/>
-          <w:numId w:val="1006"/>
+          <w:numId w:val="1008"/>
         </w:numPr>
         <w:pStyle w:val="Compact"/>
       </w:pPr>
@@ -691,7 +913,7 @@
       <w:pPr>
         <w:numPr>
           <w:ilvl w:val="0"/>
-          <w:numId w:val="1006"/>
+          <w:numId w:val="1008"/>
         </w:numPr>
         <w:pStyle w:val="Compact"/>
       </w:pPr>
@@ -713,7 +935,7 @@
       <w:pPr>
         <w:numPr>
           <w:ilvl w:val="0"/>
-          <w:numId w:val="1006"/>
+          <w:numId w:val="1008"/>
         </w:numPr>
         <w:pStyle w:val="Compact"/>
       </w:pPr>
@@ -728,14 +950,14 @@
         <w:t xml:space="preserve"> </w:t>
       </w:r>
       <w:r>
-        <w:t xml:space="preserve">Configured Ingress controllers, PVCs, config maps, secrets, and HPA for production-grade deployments</w:t>
-      </w:r>
-    </w:p>
-    <w:p>
-      <w:pPr>
-        <w:numPr>
-          <w:ilvl w:val="0"/>
-          <w:numId w:val="1006"/>
+        <w:t xml:space="preserve">Configured Ingress controllers, PVCs, config maps, secrets, and scalable replica sets for production-grade deployments</w:t>
+      </w:r>
+    </w:p>
+    <w:p>
+      <w:pPr>
+        <w:numPr>
+          <w:ilvl w:val="0"/>
+          <w:numId w:val="1008"/>
         </w:numPr>
         <w:pStyle w:val="Compact"/>
       </w:pPr>
@@ -751,6 +973,28 @@
       </w:r>
       <w:r>
         <w:t xml:space="preserve">Deployed Redis clusters for session storage, pub/sub messaging, and distributed caching</w:t>
+      </w:r>
+    </w:p>
+    <w:p>
+      <w:pPr>
+        <w:numPr>
+          <w:ilvl w:val="0"/>
+          <w:numId w:val="1008"/>
+        </w:numPr>
+        <w:pStyle w:val="Compact"/>
+      </w:pPr>
+      <w:r>
+        <w:rPr>
+          <w:bCs/>
+          <w:b/>
+        </w:rPr>
+        <w:t xml:space="preserve">Infrastructure Engineering:</w:t>
+      </w:r>
+      <w:r>
+        <w:t xml:space="preserve"> </w:t>
+      </w:r>
+      <w:r>
+        <w:t xml:space="preserve">Leveraged deep DevOps expertise (Terraform, Ansible, ArgoCD) as an advanced capability to guarantee microservices are flawlessly deployed, observable, and highly available.</w:t>
       </w:r>
     </w:p>
     <w:bookmarkEnd w:id="23"/>
@@ -991,6 +1235,12 @@
     <w:abstractNumId w:val="991"/>
   </w:num>
   <w:num w:numId="1006">
+    <w:abstractNumId w:val="991"/>
+  </w:num>
+  <w:num w:numId="1007">
+    <w:abstractNumId w:val="991"/>
+  </w:num>
+  <w:num w:numId="1008">
     <w:abstractNumId w:val="991"/>
   </w:num>
 </w:numbering>
